--- a/documents/Health_Policy/regional_anaesthesia_tables_Health_Policy_EN.docx
+++ b/documents/Health_Policy/regional_anaesthesia_tables_Health_Policy_EN.docx
@@ -657,19 +657,7 @@
                 <w:b/>
                 <w:sz w:val="22"/>
               </w:rPr>
-            </w:r>
-            <m:oMath>
-              <m:r>
-                <m:t xml:space="preserve">β</m:t>
-              </m:r>
-            </m:oMath>
-            <w:r>
-              <w:rPr>
-                <w:rFonts w:ascii="Times New Roman" w:hAnsi="Times New Roman"/>
-                <w:b/>
-                <w:sz w:val="22"/>
-              </w:rPr>
-              <w:t xml:space="preserve"> university (95% CI)</w:t>
+              <w:t>β university (95% CI)</w:t>
             </w:r>
           </w:p>
         </w:tc>
@@ -1025,19 +1013,7 @@
           <w:i/>
           <w:sz w:val="20"/>
         </w:rPr>
-      </w:r>
-      <m:oMath>
-        <m:r>
-          <m:t xml:space="preserve">β</m:t>
-        </m:r>
-      </m:oMath>
-      <w:r>
-        <w:rPr>
-          <w:rFonts w:ascii="Times New Roman" w:hAnsi="Times New Roman"/>
-          <w:i/>
-          <w:sz w:val="20"/>
-        </w:rPr>
-        <w:t xml:space="preserve"> university, fixed effect coefficient for university hospital presence (binary 0/1); CI, confidence interval; ICC, intraclass correlation coefficient; proportional reduction in total variance, decrease in total (prefecture + residual) variance after adding the university hospital fixed effect.</w:t>
+        <w:t>β university, fixed effect coefficient for university hospital presence (binary 0/1); CI, confidence interval; ICC, intraclass correlation coefficient; proportional reduction in total variance, decrease in total (prefecture + residual) variance after adding the university hospital fixed effect.</w:t>
       </w:r>
     </w:p>
     <w:sectPr>

--- a/documents/Health_Policy/regional_anaesthesia_tables_Health_Policy_EN.docx
+++ b/documents/Health_Policy/regional_anaesthesia_tables_Health_Policy_EN.docx
@@ -583,7 +583,7 @@
           <w:i/>
           <w:sz w:val="20"/>
         </w:rPr>
-        <w:t>SD, standard deviation; IQR, interquartile range; CV, coefficient of variation. Primary anaesthesia codes only (L009 and L100 are described in the Methods and omitted because they were not entered into multilevel models). Areas with low claim volume are masked by the data provider and appear as missing values.</w:t>
+        <w:t>SD, standard deviation; IQR, interquartile range; CV, coefficient of variation. L002 = continuous epidural anaesthesia; L003 = caudal epidural; L004 = spinal anaesthesia; L008 = general anaesthesia. L009 and L100 are described in the Methods and omitted because they were not entered into multilevel models. Areas with low claim volume are masked by the data provider and appear as missing values.</w:t>
       </w:r>
     </w:p>
     <w:p>

--- a/documents/Health_Policy/regional_anaesthesia_tables_Health_Policy_EN.docx
+++ b/documents/Health_Policy/regional_anaesthesia_tables_Health_Policy_EN.docx
@@ -583,7 +583,7 @@
           <w:i/>
           <w:sz w:val="20"/>
         </w:rPr>
-        <w:t>SD, standard deviation; IQR, interquartile range; CV, coefficient of variation. L002 = continuous epidural anaesthesia; L003 = caudal epidural; L004 = spinal anaesthesia; L008 = general anaesthesia. L009 and L100 are described in the Methods and omitted because they were not entered into multilevel models. Areas with low claim volume are masked by the data provider and appear as missing values.</w:t>
+        <w:t>SD, standard deviation; IQR, interquartile range; CV, coefficient of variation. L008 = closed-circuit general anaesthesia; L002 = epidural anaesthesia as main technique; L003 = continuous epidural infusion, largely billed as an adjunct to general anaesthesia; L004 = spinal anaesthesia. Areas with low claim volume are masked by the data provider and appear as missing values; the n column reflects the number of secondary medical areas with non-missing values for each code.</w:t>
       </w:r>
     </w:p>
     <w:p>
